--- a/report/Thiet_Ke_He_Thong.docx
+++ b/report/Thiet_Ke_He_Thong.docx
@@ -745,7 +745,7 @@
           <w:rFonts w:ascii="Times New Roman" w:hAnsi="Times New Roman"/>
           <w:sz w:val="24"/>
         </w:rPr>
-        <w:t>Drift Analysis: Hiển thị song song các biểu đồ gauge so sánh chỉ số LR giữa Day 1 (trạng thái ổn định, LR ≈ 0.90) và Day 30 (trạng thái Drift, LR ≈ 0.35–0.45), giúp người dùng trực quan hóa mức độ suy giảm hiệu năng phân mảnh.</w:t>
+        <w:t>Drift Analysis: Hiển thị song song các biểu đồ gauge so sánh chỉ số LR giữa Day 1 (trạng thái ổn định, LR ≈ 0.90) và Day 30 (trạng thái Drift, LR ≈ 0.20–0.25), giúp người dùng trực quan hóa mức độ suy giảm hiệu năng phân mảnh.</w:t>
       </w:r>
     </w:p>
     <w:p>
